--- a/skripsi/proposal-skripsi-lengkap.docx
+++ b/skripsi/proposal-skripsi-lengkap.docx
@@ -2117,7 +2117,7 @@
           <w:sz w:val="24"/>
           <w:szCs w:val="24"/>
         </w:rPr>
-        <w:t xml:space="preserve">, serta padanannya dalam bahasa Indonesia yaitu otomasi konten pemasaran, kecerdasan buatan generatif, dan perancangan sistem informasi. Kriteria inklusi yang ditetapkan adalah publikasi terbitan tahun 2021 sampai 2026, berbahasa Indonesia atau Inggris, dan membahas penerapan model bahasa besar pada produksi konten, evaluasi luaran teks, atau pengembangan sistem informasi. Penelusuran menghasilkan dua puluh penelitian yang relevan.</w:t>
+        <w:t xml:space="preserve">, serta padanannya dalam bahasa Indonesia yaitu otomasi konten pemasaran, kecerdasan buatan generatif, dan perancangan sistem informasi. Kriteria inklusi yang ditetapkan adalah publikasi terbitan tahun 2021 sampai 2026, berbahasa Indonesia atau Inggris, dan membahas penerapan model bahasa besar pada produksi konten, evaluasi luaran teks, atau perancangan sistem informasi. Penelusuran menghasilkan dua puluh penelitian yang relevan.</w:t>
       </w:r>
     </w:p>
     <w:p>

--- a/skripsi/proposal-skripsi-lengkap.docx
+++ b/skripsi/proposal-skripsi-lengkap.docx
@@ -1,7 +1,8 @@
 
 <file path=word/document.xml><?xml version="1.0" encoding="utf-8"?>
-<w:document xmlns:w="http://schemas.openxmlformats.org/wordprocessingml/2006/main">
+<w:document xmlns:w="http://schemas.openxmlformats.org/wordprocessingml/2006/main" xmlns:r="http://schemas.openxmlformats.org/officeDocument/2006/relationships">
   <w:body>
+    <w:bookmarkStart w:id="1" w:name="Re5f3eff5f819ead7"/>
     <w:p>
       <w:pPr>
         <w:jc w:val="center"/>
@@ -194,11 +195,24 @@
         <w:t xml:space="preserve">2026</w:t>
       </w:r>
     </w:p>
-    <w:p>
-      <w:r>
+    <w:bookmarkEnd w:id="1"/>
+    <w:p>
+      <w:pPr>
+        <w:spacing w:before="0" w:after="0" w:line="20" w:lineRule="exact"/>
+        <w:rPr>
+          <w:sz w:val="2"/>
+          <w:szCs w:val="2"/>
+        </w:rPr>
+      </w:pPr>
+      <w:r>
+        <w:rPr>
+          <w:sz w:val="2"/>
+          <w:szCs w:val="2"/>
+        </w:rPr>
         <w:br w:type="page"/>
       </w:r>
     </w:p>
+    <w:bookmarkStart w:id="2" w:name="R73d7142c2c3e5004"/>
     <w:p>
       <w:pPr>
         <w:jc w:val="center"/>
@@ -214,6 +228,7 @@
         <w:t xml:space="preserve">DAFTAR ISI</w:t>
       </w:r>
     </w:p>
+    <w:bookmarkEnd w:id="2"/>
     <w:p>
       <w:pPr>
         <w:jc w:val="both"/>
@@ -245,6 +260,46 @@
       <w:r>
         <w:tab/>
       </w:r>
+      <w:r>
+        <w:rPr>
+          <w:rFonts w:ascii="Times New Roman" w:hAnsi="Times New Roman" w:cs="Times New Roman"/>
+          <w:sz w:val="24"/>
+          <w:szCs w:val="24"/>
+        </w:rPr>
+        <w:fldChar w:fldCharType="begin"/>
+      </w:r>
+      <w:r>
+        <w:rPr>
+          <w:rFonts w:ascii="Times New Roman" w:hAnsi="Times New Roman" w:cs="Times New Roman"/>
+          <w:sz w:val="24"/>
+          <w:szCs w:val="24"/>
+        </w:rPr>
+        <w:instrText xml:space="preserve"> PAGEREF Re5f3eff5f819ead7 \h </w:instrText>
+      </w:r>
+      <w:r>
+        <w:rPr>
+          <w:rFonts w:ascii="Times New Roman" w:hAnsi="Times New Roman" w:cs="Times New Roman"/>
+          <w:sz w:val="24"/>
+          <w:szCs w:val="24"/>
+        </w:rPr>
+        <w:fldChar w:fldCharType="separate"/>
+      </w:r>
+      <w:r>
+        <w:rPr>
+          <w:rFonts w:ascii="Times New Roman" w:hAnsi="Times New Roman" w:cs="Times New Roman"/>
+          <w:sz w:val="24"/>
+          <w:szCs w:val="24"/>
+        </w:rPr>
+        <w:t>i</w:t>
+      </w:r>
+      <w:r>
+        <w:rPr>
+          <w:rFonts w:ascii="Times New Roman" w:hAnsi="Times New Roman" w:cs="Times New Roman"/>
+          <w:sz w:val="24"/>
+          <w:szCs w:val="24"/>
+        </w:rPr>
+        <w:fldChar w:fldCharType="end"/>
+      </w:r>
     </w:p>
     <w:p>
       <w:pPr>
@@ -265,6 +320,46 @@
       <w:r>
         <w:tab/>
       </w:r>
+      <w:r>
+        <w:rPr>
+          <w:rFonts w:ascii="Times New Roman" w:hAnsi="Times New Roman" w:cs="Times New Roman"/>
+          <w:sz w:val="24"/>
+          <w:szCs w:val="24"/>
+        </w:rPr>
+        <w:fldChar w:fldCharType="begin"/>
+      </w:r>
+      <w:r>
+        <w:rPr>
+          <w:rFonts w:ascii="Times New Roman" w:hAnsi="Times New Roman" w:cs="Times New Roman"/>
+          <w:sz w:val="24"/>
+          <w:szCs w:val="24"/>
+        </w:rPr>
+        <w:instrText xml:space="preserve"> PAGEREF R73d7142c2c3e5004 \h </w:instrText>
+      </w:r>
+      <w:r>
+        <w:rPr>
+          <w:rFonts w:ascii="Times New Roman" w:hAnsi="Times New Roman" w:cs="Times New Roman"/>
+          <w:sz w:val="24"/>
+          <w:szCs w:val="24"/>
+        </w:rPr>
+        <w:fldChar w:fldCharType="separate"/>
+      </w:r>
+      <w:r>
+        <w:rPr>
+          <w:rFonts w:ascii="Times New Roman" w:hAnsi="Times New Roman" w:cs="Times New Roman"/>
+          <w:sz w:val="24"/>
+          <w:szCs w:val="24"/>
+        </w:rPr>
+        <w:t>ii</w:t>
+      </w:r>
+      <w:r>
+        <w:rPr>
+          <w:rFonts w:ascii="Times New Roman" w:hAnsi="Times New Roman" w:cs="Times New Roman"/>
+          <w:sz w:val="24"/>
+          <w:szCs w:val="24"/>
+        </w:rPr>
+        <w:fldChar w:fldCharType="end"/>
+      </w:r>
     </w:p>
     <w:p>
       <w:pPr>
@@ -285,6 +380,46 @@
       <w:r>
         <w:tab/>
       </w:r>
+      <w:r>
+        <w:rPr>
+          <w:rFonts w:ascii="Times New Roman" w:hAnsi="Times New Roman" w:cs="Times New Roman"/>
+          <w:sz w:val="24"/>
+          <w:szCs w:val="24"/>
+        </w:rPr>
+        <w:fldChar w:fldCharType="begin"/>
+      </w:r>
+      <w:r>
+        <w:rPr>
+          <w:rFonts w:ascii="Times New Roman" w:hAnsi="Times New Roman" w:cs="Times New Roman"/>
+          <w:sz w:val="24"/>
+          <w:szCs w:val="24"/>
+        </w:rPr>
+        <w:instrText xml:space="preserve"> PAGEREF R1b0ba92e12d6b95c \h </w:instrText>
+      </w:r>
+      <w:r>
+        <w:rPr>
+          <w:rFonts w:ascii="Times New Roman" w:hAnsi="Times New Roman" w:cs="Times New Roman"/>
+          <w:sz w:val="24"/>
+          <w:szCs w:val="24"/>
+        </w:rPr>
+        <w:fldChar w:fldCharType="separate"/>
+      </w:r>
+      <w:r>
+        <w:rPr>
+          <w:rFonts w:ascii="Times New Roman" w:hAnsi="Times New Roman" w:cs="Times New Roman"/>
+          <w:sz w:val="24"/>
+          <w:szCs w:val="24"/>
+        </w:rPr>
+        <w:t>iii</w:t>
+      </w:r>
+      <w:r>
+        <w:rPr>
+          <w:rFonts w:ascii="Times New Roman" w:hAnsi="Times New Roman" w:cs="Times New Roman"/>
+          <w:sz w:val="24"/>
+          <w:szCs w:val="24"/>
+        </w:rPr>
+        <w:fldChar w:fldCharType="end"/>
+      </w:r>
     </w:p>
     <w:p>
       <w:pPr>
@@ -305,6 +440,46 @@
       <w:r>
         <w:tab/>
       </w:r>
+      <w:r>
+        <w:rPr>
+          <w:rFonts w:ascii="Times New Roman" w:hAnsi="Times New Roman" w:cs="Times New Roman"/>
+          <w:sz w:val="24"/>
+          <w:szCs w:val="24"/>
+        </w:rPr>
+        <w:fldChar w:fldCharType="begin"/>
+      </w:r>
+      <w:r>
+        <w:rPr>
+          <w:rFonts w:ascii="Times New Roman" w:hAnsi="Times New Roman" w:cs="Times New Roman"/>
+          <w:sz w:val="24"/>
+          <w:szCs w:val="24"/>
+        </w:rPr>
+        <w:instrText xml:space="preserve"> PAGEREF R407b1525190e6b7d \h </w:instrText>
+      </w:r>
+      <w:r>
+        <w:rPr>
+          <w:rFonts w:ascii="Times New Roman" w:hAnsi="Times New Roman" w:cs="Times New Roman"/>
+          <w:sz w:val="24"/>
+          <w:szCs w:val="24"/>
+        </w:rPr>
+        <w:fldChar w:fldCharType="separate"/>
+      </w:r>
+      <w:r>
+        <w:rPr>
+          <w:rFonts w:ascii="Times New Roman" w:hAnsi="Times New Roman" w:cs="Times New Roman"/>
+          <w:sz w:val="24"/>
+          <w:szCs w:val="24"/>
+        </w:rPr>
+        <w:t>iv</w:t>
+      </w:r>
+      <w:r>
+        <w:rPr>
+          <w:rFonts w:ascii="Times New Roman" w:hAnsi="Times New Roman" w:cs="Times New Roman"/>
+          <w:sz w:val="24"/>
+          <w:szCs w:val="24"/>
+        </w:rPr>
+        <w:fldChar w:fldCharType="end"/>
+      </w:r>
     </w:p>
     <w:p>
       <w:pPr>
@@ -324,6 +499,46 @@
       </w:r>
       <w:r>
         <w:tab/>
+      </w:r>
+      <w:r>
+        <w:rPr>
+          <w:rFonts w:ascii="Times New Roman" w:hAnsi="Times New Roman" w:cs="Times New Roman"/>
+          <w:sz w:val="24"/>
+          <w:szCs w:val="24"/>
+        </w:rPr>
+        <w:fldChar w:fldCharType="begin"/>
+      </w:r>
+      <w:r>
+        <w:rPr>
+          <w:rFonts w:ascii="Times New Roman" w:hAnsi="Times New Roman" w:cs="Times New Roman"/>
+          <w:sz w:val="24"/>
+          <w:szCs w:val="24"/>
+        </w:rPr>
+        <w:instrText xml:space="preserve"> PAGEREF R2d0b14e788aa6f51 \h </w:instrText>
+      </w:r>
+      <w:r>
+        <w:rPr>
+          <w:rFonts w:ascii="Times New Roman" w:hAnsi="Times New Roman" w:cs="Times New Roman"/>
+          <w:sz w:val="24"/>
+          <w:szCs w:val="24"/>
+        </w:rPr>
+        <w:fldChar w:fldCharType="separate"/>
+      </w:r>
+      <w:r>
+        <w:rPr>
+          <w:rFonts w:ascii="Times New Roman" w:hAnsi="Times New Roman" w:cs="Times New Roman"/>
+          <w:sz w:val="24"/>
+          <w:szCs w:val="24"/>
+        </w:rPr>
+        <w:t>1</w:t>
+      </w:r>
+      <w:r>
+        <w:rPr>
+          <w:rFonts w:ascii="Times New Roman" w:hAnsi="Times New Roman" w:cs="Times New Roman"/>
+          <w:sz w:val="24"/>
+          <w:szCs w:val="24"/>
+        </w:rPr>
+        <w:fldChar w:fldCharType="end"/>
       </w:r>
     </w:p>
     <w:p>
@@ -346,6 +561,46 @@
       <w:r>
         <w:tab/>
       </w:r>
+      <w:r>
+        <w:rPr>
+          <w:rFonts w:ascii="Times New Roman" w:hAnsi="Times New Roman" w:cs="Times New Roman"/>
+          <w:sz w:val="24"/>
+          <w:szCs w:val="24"/>
+        </w:rPr>
+        <w:fldChar w:fldCharType="begin"/>
+      </w:r>
+      <w:r>
+        <w:rPr>
+          <w:rFonts w:ascii="Times New Roman" w:hAnsi="Times New Roman" w:cs="Times New Roman"/>
+          <w:sz w:val="24"/>
+          <w:szCs w:val="24"/>
+        </w:rPr>
+        <w:instrText xml:space="preserve"> PAGEREF R338fa25898d89949 \h </w:instrText>
+      </w:r>
+      <w:r>
+        <w:rPr>
+          <w:rFonts w:ascii="Times New Roman" w:hAnsi="Times New Roman" w:cs="Times New Roman"/>
+          <w:sz w:val="24"/>
+          <w:szCs w:val="24"/>
+        </w:rPr>
+        <w:fldChar w:fldCharType="separate"/>
+      </w:r>
+      <w:r>
+        <w:rPr>
+          <w:rFonts w:ascii="Times New Roman" w:hAnsi="Times New Roman" w:cs="Times New Roman"/>
+          <w:sz w:val="24"/>
+          <w:szCs w:val="24"/>
+        </w:rPr>
+        <w:t>1</w:t>
+      </w:r>
+      <w:r>
+        <w:rPr>
+          <w:rFonts w:ascii="Times New Roman" w:hAnsi="Times New Roman" w:cs="Times New Roman"/>
+          <w:sz w:val="24"/>
+          <w:szCs w:val="24"/>
+        </w:rPr>
+        <w:fldChar w:fldCharType="end"/>
+      </w:r>
     </w:p>
     <w:p>
       <w:pPr>
@@ -367,6 +622,46 @@
       <w:r>
         <w:tab/>
       </w:r>
+      <w:r>
+        <w:rPr>
+          <w:rFonts w:ascii="Times New Roman" w:hAnsi="Times New Roman" w:cs="Times New Roman"/>
+          <w:sz w:val="24"/>
+          <w:szCs w:val="24"/>
+        </w:rPr>
+        <w:fldChar w:fldCharType="begin"/>
+      </w:r>
+      <w:r>
+        <w:rPr>
+          <w:rFonts w:ascii="Times New Roman" w:hAnsi="Times New Roman" w:cs="Times New Roman"/>
+          <w:sz w:val="24"/>
+          <w:szCs w:val="24"/>
+        </w:rPr>
+        <w:instrText xml:space="preserve"> PAGEREF Rc2d8a2ba7e89c7c9 \h </w:instrText>
+      </w:r>
+      <w:r>
+        <w:rPr>
+          <w:rFonts w:ascii="Times New Roman" w:hAnsi="Times New Roman" w:cs="Times New Roman"/>
+          <w:sz w:val="24"/>
+          <w:szCs w:val="24"/>
+        </w:rPr>
+        <w:fldChar w:fldCharType="separate"/>
+      </w:r>
+      <w:r>
+        <w:rPr>
+          <w:rFonts w:ascii="Times New Roman" w:hAnsi="Times New Roman" w:cs="Times New Roman"/>
+          <w:sz w:val="24"/>
+          <w:szCs w:val="24"/>
+        </w:rPr>
+        <w:t>1</w:t>
+      </w:r>
+      <w:r>
+        <w:rPr>
+          <w:rFonts w:ascii="Times New Roman" w:hAnsi="Times New Roman" w:cs="Times New Roman"/>
+          <w:sz w:val="24"/>
+          <w:szCs w:val="24"/>
+        </w:rPr>
+        <w:fldChar w:fldCharType="end"/>
+      </w:r>
     </w:p>
     <w:p>
       <w:pPr>
@@ -388,6 +683,46 @@
       <w:r>
         <w:tab/>
       </w:r>
+      <w:r>
+        <w:rPr>
+          <w:rFonts w:ascii="Times New Roman" w:hAnsi="Times New Roman" w:cs="Times New Roman"/>
+          <w:sz w:val="24"/>
+          <w:szCs w:val="24"/>
+        </w:rPr>
+        <w:fldChar w:fldCharType="begin"/>
+      </w:r>
+      <w:r>
+        <w:rPr>
+          <w:rFonts w:ascii="Times New Roman" w:hAnsi="Times New Roman" w:cs="Times New Roman"/>
+          <w:sz w:val="24"/>
+          <w:szCs w:val="24"/>
+        </w:rPr>
+        <w:instrText xml:space="preserve"> PAGEREF Ree2017a48c25b00f \h </w:instrText>
+      </w:r>
+      <w:r>
+        <w:rPr>
+          <w:rFonts w:ascii="Times New Roman" w:hAnsi="Times New Roman" w:cs="Times New Roman"/>
+          <w:sz w:val="24"/>
+          <w:szCs w:val="24"/>
+        </w:rPr>
+        <w:fldChar w:fldCharType="separate"/>
+      </w:r>
+      <w:r>
+        <w:rPr>
+          <w:rFonts w:ascii="Times New Roman" w:hAnsi="Times New Roman" w:cs="Times New Roman"/>
+          <w:sz w:val="24"/>
+          <w:szCs w:val="24"/>
+        </w:rPr>
+        <w:t>1</w:t>
+      </w:r>
+      <w:r>
+        <w:rPr>
+          <w:rFonts w:ascii="Times New Roman" w:hAnsi="Times New Roman" w:cs="Times New Roman"/>
+          <w:sz w:val="24"/>
+          <w:szCs w:val="24"/>
+        </w:rPr>
+        <w:fldChar w:fldCharType="end"/>
+      </w:r>
     </w:p>
     <w:p>
       <w:pPr>
@@ -409,6 +744,46 @@
       <w:r>
         <w:tab/>
       </w:r>
+      <w:r>
+        <w:rPr>
+          <w:rFonts w:ascii="Times New Roman" w:hAnsi="Times New Roman" w:cs="Times New Roman"/>
+          <w:sz w:val="24"/>
+          <w:szCs w:val="24"/>
+        </w:rPr>
+        <w:fldChar w:fldCharType="begin"/>
+      </w:r>
+      <w:r>
+        <w:rPr>
+          <w:rFonts w:ascii="Times New Roman" w:hAnsi="Times New Roman" w:cs="Times New Roman"/>
+          <w:sz w:val="24"/>
+          <w:szCs w:val="24"/>
+        </w:rPr>
+        <w:instrText xml:space="preserve"> PAGEREF R06d44e6fbad4bbd8 \h </w:instrText>
+      </w:r>
+      <w:r>
+        <w:rPr>
+          <w:rFonts w:ascii="Times New Roman" w:hAnsi="Times New Roman" w:cs="Times New Roman"/>
+          <w:sz w:val="24"/>
+          <w:szCs w:val="24"/>
+        </w:rPr>
+        <w:fldChar w:fldCharType="separate"/>
+      </w:r>
+      <w:r>
+        <w:rPr>
+          <w:rFonts w:ascii="Times New Roman" w:hAnsi="Times New Roman" w:cs="Times New Roman"/>
+          <w:sz w:val="24"/>
+          <w:szCs w:val="24"/>
+        </w:rPr>
+        <w:t>1</w:t>
+      </w:r>
+      <w:r>
+        <w:rPr>
+          <w:rFonts w:ascii="Times New Roman" w:hAnsi="Times New Roman" w:cs="Times New Roman"/>
+          <w:sz w:val="24"/>
+          <w:szCs w:val="24"/>
+        </w:rPr>
+        <w:fldChar w:fldCharType="end"/>
+      </w:r>
     </w:p>
     <w:p>
       <w:pPr>
@@ -430,6 +805,46 @@
       <w:r>
         <w:tab/>
       </w:r>
+      <w:r>
+        <w:rPr>
+          <w:rFonts w:ascii="Times New Roman" w:hAnsi="Times New Roman" w:cs="Times New Roman"/>
+          <w:sz w:val="24"/>
+          <w:szCs w:val="24"/>
+        </w:rPr>
+        <w:fldChar w:fldCharType="begin"/>
+      </w:r>
+      <w:r>
+        <w:rPr>
+          <w:rFonts w:ascii="Times New Roman" w:hAnsi="Times New Roman" w:cs="Times New Roman"/>
+          <w:sz w:val="24"/>
+          <w:szCs w:val="24"/>
+        </w:rPr>
+        <w:instrText xml:space="preserve"> PAGEREF R811b7f67e1036c0d \h </w:instrText>
+      </w:r>
+      <w:r>
+        <w:rPr>
+          <w:rFonts w:ascii="Times New Roman" w:hAnsi="Times New Roman" w:cs="Times New Roman"/>
+          <w:sz w:val="24"/>
+          <w:szCs w:val="24"/>
+        </w:rPr>
+        <w:fldChar w:fldCharType="separate"/>
+      </w:r>
+      <w:r>
+        <w:rPr>
+          <w:rFonts w:ascii="Times New Roman" w:hAnsi="Times New Roman" w:cs="Times New Roman"/>
+          <w:sz w:val="24"/>
+          <w:szCs w:val="24"/>
+        </w:rPr>
+        <w:t>1</w:t>
+      </w:r>
+      <w:r>
+        <w:rPr>
+          <w:rFonts w:ascii="Times New Roman" w:hAnsi="Times New Roman" w:cs="Times New Roman"/>
+          <w:sz w:val="24"/>
+          <w:szCs w:val="24"/>
+        </w:rPr>
+        <w:fldChar w:fldCharType="end"/>
+      </w:r>
     </w:p>
     <w:p>
       <w:pPr>
@@ -451,6 +866,46 @@
       <w:r>
         <w:tab/>
       </w:r>
+      <w:r>
+        <w:rPr>
+          <w:rFonts w:ascii="Times New Roman" w:hAnsi="Times New Roman" w:cs="Times New Roman"/>
+          <w:sz w:val="24"/>
+          <w:szCs w:val="24"/>
+        </w:rPr>
+        <w:fldChar w:fldCharType="begin"/>
+      </w:r>
+      <w:r>
+        <w:rPr>
+          <w:rFonts w:ascii="Times New Roman" w:hAnsi="Times New Roman" w:cs="Times New Roman"/>
+          <w:sz w:val="24"/>
+          <w:szCs w:val="24"/>
+        </w:rPr>
+        <w:instrText xml:space="preserve"> PAGEREF R16db03459d6dcca1 \h </w:instrText>
+      </w:r>
+      <w:r>
+        <w:rPr>
+          <w:rFonts w:ascii="Times New Roman" w:hAnsi="Times New Roman" w:cs="Times New Roman"/>
+          <w:sz w:val="24"/>
+          <w:szCs w:val="24"/>
+        </w:rPr>
+        <w:fldChar w:fldCharType="separate"/>
+      </w:r>
+      <w:r>
+        <w:rPr>
+          <w:rFonts w:ascii="Times New Roman" w:hAnsi="Times New Roman" w:cs="Times New Roman"/>
+          <w:sz w:val="24"/>
+          <w:szCs w:val="24"/>
+        </w:rPr>
+        <w:t>1</w:t>
+      </w:r>
+      <w:r>
+        <w:rPr>
+          <w:rFonts w:ascii="Times New Roman" w:hAnsi="Times New Roman" w:cs="Times New Roman"/>
+          <w:sz w:val="24"/>
+          <w:szCs w:val="24"/>
+        </w:rPr>
+        <w:fldChar w:fldCharType="end"/>
+      </w:r>
     </w:p>
     <w:p>
       <w:pPr>
@@ -470,6 +925,46 @@
       </w:r>
       <w:r>
         <w:tab/>
+      </w:r>
+      <w:r>
+        <w:rPr>
+          <w:rFonts w:ascii="Times New Roman" w:hAnsi="Times New Roman" w:cs="Times New Roman"/>
+          <w:sz w:val="24"/>
+          <w:szCs w:val="24"/>
+        </w:rPr>
+        <w:fldChar w:fldCharType="begin"/>
+      </w:r>
+      <w:r>
+        <w:rPr>
+          <w:rFonts w:ascii="Times New Roman" w:hAnsi="Times New Roman" w:cs="Times New Roman"/>
+          <w:sz w:val="24"/>
+          <w:szCs w:val="24"/>
+        </w:rPr>
+        <w:instrText xml:space="preserve"> PAGEREF Rdd220554f32b6921 \h </w:instrText>
+      </w:r>
+      <w:r>
+        <w:rPr>
+          <w:rFonts w:ascii="Times New Roman" w:hAnsi="Times New Roman" w:cs="Times New Roman"/>
+          <w:sz w:val="24"/>
+          <w:szCs w:val="24"/>
+        </w:rPr>
+        <w:fldChar w:fldCharType="separate"/>
+      </w:r>
+      <w:r>
+        <w:rPr>
+          <w:rFonts w:ascii="Times New Roman" w:hAnsi="Times New Roman" w:cs="Times New Roman"/>
+          <w:sz w:val="24"/>
+          <w:szCs w:val="24"/>
+        </w:rPr>
+        <w:t>1</w:t>
+      </w:r>
+      <w:r>
+        <w:rPr>
+          <w:rFonts w:ascii="Times New Roman" w:hAnsi="Times New Roman" w:cs="Times New Roman"/>
+          <w:sz w:val="24"/>
+          <w:szCs w:val="24"/>
+        </w:rPr>
+        <w:fldChar w:fldCharType="end"/>
       </w:r>
     </w:p>
     <w:p>
@@ -492,6 +987,46 @@
       <w:r>
         <w:tab/>
       </w:r>
+      <w:r>
+        <w:rPr>
+          <w:rFonts w:ascii="Times New Roman" w:hAnsi="Times New Roman" w:cs="Times New Roman"/>
+          <w:sz w:val="24"/>
+          <w:szCs w:val="24"/>
+        </w:rPr>
+        <w:fldChar w:fldCharType="begin"/>
+      </w:r>
+      <w:r>
+        <w:rPr>
+          <w:rFonts w:ascii="Times New Roman" w:hAnsi="Times New Roman" w:cs="Times New Roman"/>
+          <w:sz w:val="24"/>
+          <w:szCs w:val="24"/>
+        </w:rPr>
+        <w:instrText xml:space="preserve"> PAGEREF R9b8dba5a4d1f90aa \h </w:instrText>
+      </w:r>
+      <w:r>
+        <w:rPr>
+          <w:rFonts w:ascii="Times New Roman" w:hAnsi="Times New Roman" w:cs="Times New Roman"/>
+          <w:sz w:val="24"/>
+          <w:szCs w:val="24"/>
+        </w:rPr>
+        <w:fldChar w:fldCharType="separate"/>
+      </w:r>
+      <w:r>
+        <w:rPr>
+          <w:rFonts w:ascii="Times New Roman" w:hAnsi="Times New Roman" w:cs="Times New Roman"/>
+          <w:sz w:val="24"/>
+          <w:szCs w:val="24"/>
+        </w:rPr>
+        <w:t>1</w:t>
+      </w:r>
+      <w:r>
+        <w:rPr>
+          <w:rFonts w:ascii="Times New Roman" w:hAnsi="Times New Roman" w:cs="Times New Roman"/>
+          <w:sz w:val="24"/>
+          <w:szCs w:val="24"/>
+        </w:rPr>
+        <w:fldChar w:fldCharType="end"/>
+      </w:r>
     </w:p>
     <w:p>
       <w:pPr>
@@ -513,6 +1048,46 @@
       <w:r>
         <w:tab/>
       </w:r>
+      <w:r>
+        <w:rPr>
+          <w:rFonts w:ascii="Times New Roman" w:hAnsi="Times New Roman" w:cs="Times New Roman"/>
+          <w:sz w:val="24"/>
+          <w:szCs w:val="24"/>
+        </w:rPr>
+        <w:fldChar w:fldCharType="begin"/>
+      </w:r>
+      <w:r>
+        <w:rPr>
+          <w:rFonts w:ascii="Times New Roman" w:hAnsi="Times New Roman" w:cs="Times New Roman"/>
+          <w:sz w:val="24"/>
+          <w:szCs w:val="24"/>
+        </w:rPr>
+        <w:instrText xml:space="preserve"> PAGEREF R56b8c0b394e9299a \h </w:instrText>
+      </w:r>
+      <w:r>
+        <w:rPr>
+          <w:rFonts w:ascii="Times New Roman" w:hAnsi="Times New Roman" w:cs="Times New Roman"/>
+          <w:sz w:val="24"/>
+          <w:szCs w:val="24"/>
+        </w:rPr>
+        <w:fldChar w:fldCharType="separate"/>
+      </w:r>
+      <w:r>
+        <w:rPr>
+          <w:rFonts w:ascii="Times New Roman" w:hAnsi="Times New Roman" w:cs="Times New Roman"/>
+          <w:sz w:val="24"/>
+          <w:szCs w:val="24"/>
+        </w:rPr>
+        <w:t>1</w:t>
+      </w:r>
+      <w:r>
+        <w:rPr>
+          <w:rFonts w:ascii="Times New Roman" w:hAnsi="Times New Roman" w:cs="Times New Roman"/>
+          <w:sz w:val="24"/>
+          <w:szCs w:val="24"/>
+        </w:rPr>
+        <w:fldChar w:fldCharType="end"/>
+      </w:r>
     </w:p>
     <w:p>
       <w:pPr>
@@ -534,6 +1109,46 @@
       <w:r>
         <w:tab/>
       </w:r>
+      <w:r>
+        <w:rPr>
+          <w:rFonts w:ascii="Times New Roman" w:hAnsi="Times New Roman" w:cs="Times New Roman"/>
+          <w:sz w:val="24"/>
+          <w:szCs w:val="24"/>
+        </w:rPr>
+        <w:fldChar w:fldCharType="begin"/>
+      </w:r>
+      <w:r>
+        <w:rPr>
+          <w:rFonts w:ascii="Times New Roman" w:hAnsi="Times New Roman" w:cs="Times New Roman"/>
+          <w:sz w:val="24"/>
+          <w:szCs w:val="24"/>
+        </w:rPr>
+        <w:instrText xml:space="preserve"> PAGEREF R69d47ff006b5793d \h </w:instrText>
+      </w:r>
+      <w:r>
+        <w:rPr>
+          <w:rFonts w:ascii="Times New Roman" w:hAnsi="Times New Roman" w:cs="Times New Roman"/>
+          <w:sz w:val="24"/>
+          <w:szCs w:val="24"/>
+        </w:rPr>
+        <w:fldChar w:fldCharType="separate"/>
+      </w:r>
+      <w:r>
+        <w:rPr>
+          <w:rFonts w:ascii="Times New Roman" w:hAnsi="Times New Roman" w:cs="Times New Roman"/>
+          <w:sz w:val="24"/>
+          <w:szCs w:val="24"/>
+        </w:rPr>
+        <w:t>1</w:t>
+      </w:r>
+      <w:r>
+        <w:rPr>
+          <w:rFonts w:ascii="Times New Roman" w:hAnsi="Times New Roman" w:cs="Times New Roman"/>
+          <w:sz w:val="24"/>
+          <w:szCs w:val="24"/>
+        </w:rPr>
+        <w:fldChar w:fldCharType="end"/>
+      </w:r>
     </w:p>
     <w:p>
       <w:pPr>
@@ -553,6 +1168,46 @@
       </w:r>
       <w:r>
         <w:tab/>
+      </w:r>
+      <w:r>
+        <w:rPr>
+          <w:rFonts w:ascii="Times New Roman" w:hAnsi="Times New Roman" w:cs="Times New Roman"/>
+          <w:sz w:val="24"/>
+          <w:szCs w:val="24"/>
+        </w:rPr>
+        <w:fldChar w:fldCharType="begin"/>
+      </w:r>
+      <w:r>
+        <w:rPr>
+          <w:rFonts w:ascii="Times New Roman" w:hAnsi="Times New Roman" w:cs="Times New Roman"/>
+          <w:sz w:val="24"/>
+          <w:szCs w:val="24"/>
+        </w:rPr>
+        <w:instrText xml:space="preserve"> PAGEREF R4c48185fe34a669a \h </w:instrText>
+      </w:r>
+      <w:r>
+        <w:rPr>
+          <w:rFonts w:ascii="Times New Roman" w:hAnsi="Times New Roman" w:cs="Times New Roman"/>
+          <w:sz w:val="24"/>
+          <w:szCs w:val="24"/>
+        </w:rPr>
+        <w:fldChar w:fldCharType="separate"/>
+      </w:r>
+      <w:r>
+        <w:rPr>
+          <w:rFonts w:ascii="Times New Roman" w:hAnsi="Times New Roman" w:cs="Times New Roman"/>
+          <w:sz w:val="24"/>
+          <w:szCs w:val="24"/>
+        </w:rPr>
+        <w:t>1</w:t>
+      </w:r>
+      <w:r>
+        <w:rPr>
+          <w:rFonts w:ascii="Times New Roman" w:hAnsi="Times New Roman" w:cs="Times New Roman"/>
+          <w:sz w:val="24"/>
+          <w:szCs w:val="24"/>
+        </w:rPr>
+        <w:fldChar w:fldCharType="end"/>
       </w:r>
     </w:p>
     <w:p>
@@ -575,6 +1230,46 @@
       <w:r>
         <w:tab/>
       </w:r>
+      <w:r>
+        <w:rPr>
+          <w:rFonts w:ascii="Times New Roman" w:hAnsi="Times New Roman" w:cs="Times New Roman"/>
+          <w:sz w:val="24"/>
+          <w:szCs w:val="24"/>
+        </w:rPr>
+        <w:fldChar w:fldCharType="begin"/>
+      </w:r>
+      <w:r>
+        <w:rPr>
+          <w:rFonts w:ascii="Times New Roman" w:hAnsi="Times New Roman" w:cs="Times New Roman"/>
+          <w:sz w:val="24"/>
+          <w:szCs w:val="24"/>
+        </w:rPr>
+        <w:instrText xml:space="preserve"> PAGEREF R7141ab8b00f0eb50 \h </w:instrText>
+      </w:r>
+      <w:r>
+        <w:rPr>
+          <w:rFonts w:ascii="Times New Roman" w:hAnsi="Times New Roman" w:cs="Times New Roman"/>
+          <w:sz w:val="24"/>
+          <w:szCs w:val="24"/>
+        </w:rPr>
+        <w:fldChar w:fldCharType="separate"/>
+      </w:r>
+      <w:r>
+        <w:rPr>
+          <w:rFonts w:ascii="Times New Roman" w:hAnsi="Times New Roman" w:cs="Times New Roman"/>
+          <w:sz w:val="24"/>
+          <w:szCs w:val="24"/>
+        </w:rPr>
+        <w:t>1</w:t>
+      </w:r>
+      <w:r>
+        <w:rPr>
+          <w:rFonts w:ascii="Times New Roman" w:hAnsi="Times New Roman" w:cs="Times New Roman"/>
+          <w:sz w:val="24"/>
+          <w:szCs w:val="24"/>
+        </w:rPr>
+        <w:fldChar w:fldCharType="end"/>
+      </w:r>
     </w:p>
     <w:p>
       <w:pPr>
@@ -596,6 +1291,46 @@
       <w:r>
         <w:tab/>
       </w:r>
+      <w:r>
+        <w:rPr>
+          <w:rFonts w:ascii="Times New Roman" w:hAnsi="Times New Roman" w:cs="Times New Roman"/>
+          <w:sz w:val="24"/>
+          <w:szCs w:val="24"/>
+        </w:rPr>
+        <w:fldChar w:fldCharType="begin"/>
+      </w:r>
+      <w:r>
+        <w:rPr>
+          <w:rFonts w:ascii="Times New Roman" w:hAnsi="Times New Roman" w:cs="Times New Roman"/>
+          <w:sz w:val="24"/>
+          <w:szCs w:val="24"/>
+        </w:rPr>
+        <w:instrText xml:space="preserve"> PAGEREF Rb59087df1383e8ef \h </w:instrText>
+      </w:r>
+      <w:r>
+        <w:rPr>
+          <w:rFonts w:ascii="Times New Roman" w:hAnsi="Times New Roman" w:cs="Times New Roman"/>
+          <w:sz w:val="24"/>
+          <w:szCs w:val="24"/>
+        </w:rPr>
+        <w:fldChar w:fldCharType="separate"/>
+      </w:r>
+      <w:r>
+        <w:rPr>
+          <w:rFonts w:ascii="Times New Roman" w:hAnsi="Times New Roman" w:cs="Times New Roman"/>
+          <w:sz w:val="24"/>
+          <w:szCs w:val="24"/>
+        </w:rPr>
+        <w:t>1</w:t>
+      </w:r>
+      <w:r>
+        <w:rPr>
+          <w:rFonts w:ascii="Times New Roman" w:hAnsi="Times New Roman" w:cs="Times New Roman"/>
+          <w:sz w:val="24"/>
+          <w:szCs w:val="24"/>
+        </w:rPr>
+        <w:fldChar w:fldCharType="end"/>
+      </w:r>
     </w:p>
     <w:p>
       <w:pPr>
@@ -617,6 +1352,46 @@
       <w:r>
         <w:tab/>
       </w:r>
+      <w:r>
+        <w:rPr>
+          <w:rFonts w:ascii="Times New Roman" w:hAnsi="Times New Roman" w:cs="Times New Roman"/>
+          <w:sz w:val="24"/>
+          <w:szCs w:val="24"/>
+        </w:rPr>
+        <w:fldChar w:fldCharType="begin"/>
+      </w:r>
+      <w:r>
+        <w:rPr>
+          <w:rFonts w:ascii="Times New Roman" w:hAnsi="Times New Roman" w:cs="Times New Roman"/>
+          <w:sz w:val="24"/>
+          <w:szCs w:val="24"/>
+        </w:rPr>
+        <w:instrText xml:space="preserve"> PAGEREF R01c4bd77994ddf4a \h </w:instrText>
+      </w:r>
+      <w:r>
+        <w:rPr>
+          <w:rFonts w:ascii="Times New Roman" w:hAnsi="Times New Roman" w:cs="Times New Roman"/>
+          <w:sz w:val="24"/>
+          <w:szCs w:val="24"/>
+        </w:rPr>
+        <w:fldChar w:fldCharType="separate"/>
+      </w:r>
+      <w:r>
+        <w:rPr>
+          <w:rFonts w:ascii="Times New Roman" w:hAnsi="Times New Roman" w:cs="Times New Roman"/>
+          <w:sz w:val="24"/>
+          <w:szCs w:val="24"/>
+        </w:rPr>
+        <w:t>1</w:t>
+      </w:r>
+      <w:r>
+        <w:rPr>
+          <w:rFonts w:ascii="Times New Roman" w:hAnsi="Times New Roman" w:cs="Times New Roman"/>
+          <w:sz w:val="24"/>
+          <w:szCs w:val="24"/>
+        </w:rPr>
+        <w:fldChar w:fldCharType="end"/>
+      </w:r>
     </w:p>
     <w:p>
       <w:pPr>
@@ -638,6 +1413,46 @@
       <w:r>
         <w:tab/>
       </w:r>
+      <w:r>
+        <w:rPr>
+          <w:rFonts w:ascii="Times New Roman" w:hAnsi="Times New Roman" w:cs="Times New Roman"/>
+          <w:sz w:val="24"/>
+          <w:szCs w:val="24"/>
+        </w:rPr>
+        <w:fldChar w:fldCharType="begin"/>
+      </w:r>
+      <w:r>
+        <w:rPr>
+          <w:rFonts w:ascii="Times New Roman" w:hAnsi="Times New Roman" w:cs="Times New Roman"/>
+          <w:sz w:val="24"/>
+          <w:szCs w:val="24"/>
+        </w:rPr>
+        <w:instrText xml:space="preserve"> PAGEREF R36415ea2b1092dcb \h </w:instrText>
+      </w:r>
+      <w:r>
+        <w:rPr>
+          <w:rFonts w:ascii="Times New Roman" w:hAnsi="Times New Roman" w:cs="Times New Roman"/>
+          <w:sz w:val="24"/>
+          <w:szCs w:val="24"/>
+        </w:rPr>
+        <w:fldChar w:fldCharType="separate"/>
+      </w:r>
+      <w:r>
+        <w:rPr>
+          <w:rFonts w:ascii="Times New Roman" w:hAnsi="Times New Roman" w:cs="Times New Roman"/>
+          <w:sz w:val="24"/>
+          <w:szCs w:val="24"/>
+        </w:rPr>
+        <w:t>1</w:t>
+      </w:r>
+      <w:r>
+        <w:rPr>
+          <w:rFonts w:ascii="Times New Roman" w:hAnsi="Times New Roman" w:cs="Times New Roman"/>
+          <w:sz w:val="24"/>
+          <w:szCs w:val="24"/>
+        </w:rPr>
+        <w:fldChar w:fldCharType="end"/>
+      </w:r>
     </w:p>
     <w:p>
       <w:pPr>
@@ -658,12 +1473,64 @@
       <w:r>
         <w:tab/>
       </w:r>
-    </w:p>
-    <w:p>
-      <w:r>
+      <w:r>
+        <w:rPr>
+          <w:rFonts w:ascii="Times New Roman" w:hAnsi="Times New Roman" w:cs="Times New Roman"/>
+          <w:sz w:val="24"/>
+          <w:szCs w:val="24"/>
+        </w:rPr>
+        <w:fldChar w:fldCharType="begin"/>
+      </w:r>
+      <w:r>
+        <w:rPr>
+          <w:rFonts w:ascii="Times New Roman" w:hAnsi="Times New Roman" w:cs="Times New Roman"/>
+          <w:sz w:val="24"/>
+          <w:szCs w:val="24"/>
+        </w:rPr>
+        <w:instrText xml:space="preserve"> PAGEREF R75f88fd8d9b76b48 \h </w:instrText>
+      </w:r>
+      <w:r>
+        <w:rPr>
+          <w:rFonts w:ascii="Times New Roman" w:hAnsi="Times New Roman" w:cs="Times New Roman"/>
+          <w:sz w:val="24"/>
+          <w:szCs w:val="24"/>
+        </w:rPr>
+        <w:fldChar w:fldCharType="separate"/>
+      </w:r>
+      <w:r>
+        <w:rPr>
+          <w:rFonts w:ascii="Times New Roman" w:hAnsi="Times New Roman" w:cs="Times New Roman"/>
+          <w:sz w:val="24"/>
+          <w:szCs w:val="24"/>
+        </w:rPr>
+        <w:t>1</w:t>
+      </w:r>
+      <w:r>
+        <w:rPr>
+          <w:rFonts w:ascii="Times New Roman" w:hAnsi="Times New Roman" w:cs="Times New Roman"/>
+          <w:sz w:val="24"/>
+          <w:szCs w:val="24"/>
+        </w:rPr>
+        <w:fldChar w:fldCharType="end"/>
+      </w:r>
+    </w:p>
+    <w:p>
+      <w:pPr>
+        <w:spacing w:before="0" w:after="0" w:line="20" w:lineRule="exact"/>
+        <w:rPr>
+          <w:sz w:val="2"/>
+          <w:szCs w:val="2"/>
+        </w:rPr>
+      </w:pPr>
+      <w:r>
+        <w:rPr>
+          <w:sz w:val="2"/>
+          <w:szCs w:val="2"/>
+        </w:rPr>
         <w:br w:type="page"/>
       </w:r>
     </w:p>
+    <w:bookmarkStart w:id="3" w:name="R1b0ba92e12d6b95c"/>
     <w:p>
       <w:pPr>
         <w:jc w:val="center"/>
@@ -679,6 +1546,7 @@
         <w:t xml:space="preserve">DAFTAR GAMBAR</w:t>
       </w:r>
     </w:p>
+    <w:bookmarkEnd w:id="3"/>
     <w:p>
       <w:pPr>
         <w:jc w:val="both"/>
@@ -710,6 +1578,46 @@
       <w:r>
         <w:tab/>
       </w:r>
+      <w:r>
+        <w:rPr>
+          <w:rFonts w:ascii="Times New Roman" w:hAnsi="Times New Roman" w:cs="Times New Roman"/>
+          <w:sz w:val="24"/>
+          <w:szCs w:val="24"/>
+        </w:rPr>
+        <w:fldChar w:fldCharType="begin"/>
+      </w:r>
+      <w:r>
+        <w:rPr>
+          <w:rFonts w:ascii="Times New Roman" w:hAnsi="Times New Roman" w:cs="Times New Roman"/>
+          <w:sz w:val="24"/>
+          <w:szCs w:val="24"/>
+        </w:rPr>
+        <w:instrText xml:space="preserve"> PAGEREF R38776303d8402f4d \h </w:instrText>
+      </w:r>
+      <w:r>
+        <w:rPr>
+          <w:rFonts w:ascii="Times New Roman" w:hAnsi="Times New Roman" w:cs="Times New Roman"/>
+          <w:sz w:val="24"/>
+          <w:szCs w:val="24"/>
+        </w:rPr>
+        <w:fldChar w:fldCharType="separate"/>
+      </w:r>
+      <w:r>
+        <w:rPr>
+          <w:rFonts w:ascii="Times New Roman" w:hAnsi="Times New Roman" w:cs="Times New Roman"/>
+          <w:sz w:val="24"/>
+          <w:szCs w:val="24"/>
+        </w:rPr>
+        <w:t>1</w:t>
+      </w:r>
+      <w:r>
+        <w:rPr>
+          <w:rFonts w:ascii="Times New Roman" w:hAnsi="Times New Roman" w:cs="Times New Roman"/>
+          <w:sz w:val="24"/>
+          <w:szCs w:val="24"/>
+        </w:rPr>
+        <w:fldChar w:fldCharType="end"/>
+      </w:r>
     </w:p>
     <w:p>
       <w:pPr>
@@ -730,6 +1638,46 @@
       <w:r>
         <w:tab/>
       </w:r>
+      <w:r>
+        <w:rPr>
+          <w:rFonts w:ascii="Times New Roman" w:hAnsi="Times New Roman" w:cs="Times New Roman"/>
+          <w:sz w:val="24"/>
+          <w:szCs w:val="24"/>
+        </w:rPr>
+        <w:fldChar w:fldCharType="begin"/>
+      </w:r>
+      <w:r>
+        <w:rPr>
+          <w:rFonts w:ascii="Times New Roman" w:hAnsi="Times New Roman" w:cs="Times New Roman"/>
+          <w:sz w:val="24"/>
+          <w:szCs w:val="24"/>
+        </w:rPr>
+        <w:instrText xml:space="preserve"> PAGEREF Re0a56e7dbf6ba365 \h </w:instrText>
+      </w:r>
+      <w:r>
+        <w:rPr>
+          <w:rFonts w:ascii="Times New Roman" w:hAnsi="Times New Roman" w:cs="Times New Roman"/>
+          <w:sz w:val="24"/>
+          <w:szCs w:val="24"/>
+        </w:rPr>
+        <w:fldChar w:fldCharType="separate"/>
+      </w:r>
+      <w:r>
+        <w:rPr>
+          <w:rFonts w:ascii="Times New Roman" w:hAnsi="Times New Roman" w:cs="Times New Roman"/>
+          <w:sz w:val="24"/>
+          <w:szCs w:val="24"/>
+        </w:rPr>
+        <w:t>1</w:t>
+      </w:r>
+      <w:r>
+        <w:rPr>
+          <w:rFonts w:ascii="Times New Roman" w:hAnsi="Times New Roman" w:cs="Times New Roman"/>
+          <w:sz w:val="24"/>
+          <w:szCs w:val="24"/>
+        </w:rPr>
+        <w:fldChar w:fldCharType="end"/>
+      </w:r>
     </w:p>
     <w:p>
       <w:pPr>
@@ -750,6 +1698,46 @@
       <w:r>
         <w:tab/>
       </w:r>
+      <w:r>
+        <w:rPr>
+          <w:rFonts w:ascii="Times New Roman" w:hAnsi="Times New Roman" w:cs="Times New Roman"/>
+          <w:sz w:val="24"/>
+          <w:szCs w:val="24"/>
+        </w:rPr>
+        <w:fldChar w:fldCharType="begin"/>
+      </w:r>
+      <w:r>
+        <w:rPr>
+          <w:rFonts w:ascii="Times New Roman" w:hAnsi="Times New Roman" w:cs="Times New Roman"/>
+          <w:sz w:val="24"/>
+          <w:szCs w:val="24"/>
+        </w:rPr>
+        <w:instrText xml:space="preserve"> PAGEREF R4e9b59691223bde1 \h </w:instrText>
+      </w:r>
+      <w:r>
+        <w:rPr>
+          <w:rFonts w:ascii="Times New Roman" w:hAnsi="Times New Roman" w:cs="Times New Roman"/>
+          <w:sz w:val="24"/>
+          <w:szCs w:val="24"/>
+        </w:rPr>
+        <w:fldChar w:fldCharType="separate"/>
+      </w:r>
+      <w:r>
+        <w:rPr>
+          <w:rFonts w:ascii="Times New Roman" w:hAnsi="Times New Roman" w:cs="Times New Roman"/>
+          <w:sz w:val="24"/>
+          <w:szCs w:val="24"/>
+        </w:rPr>
+        <w:t>1</w:t>
+      </w:r>
+      <w:r>
+        <w:rPr>
+          <w:rFonts w:ascii="Times New Roman" w:hAnsi="Times New Roman" w:cs="Times New Roman"/>
+          <w:sz w:val="24"/>
+          <w:szCs w:val="24"/>
+        </w:rPr>
+        <w:fldChar w:fldCharType="end"/>
+      </w:r>
     </w:p>
     <w:p>
       <w:pPr>
@@ -770,6 +1758,46 @@
       <w:r>
         <w:tab/>
       </w:r>
+      <w:r>
+        <w:rPr>
+          <w:rFonts w:ascii="Times New Roman" w:hAnsi="Times New Roman" w:cs="Times New Roman"/>
+          <w:sz w:val="24"/>
+          <w:szCs w:val="24"/>
+        </w:rPr>
+        <w:fldChar w:fldCharType="begin"/>
+      </w:r>
+      <w:r>
+        <w:rPr>
+          <w:rFonts w:ascii="Times New Roman" w:hAnsi="Times New Roman" w:cs="Times New Roman"/>
+          <w:sz w:val="24"/>
+          <w:szCs w:val="24"/>
+        </w:rPr>
+        <w:instrText xml:space="preserve"> PAGEREF Rd747b09e64902328 \h </w:instrText>
+      </w:r>
+      <w:r>
+        <w:rPr>
+          <w:rFonts w:ascii="Times New Roman" w:hAnsi="Times New Roman" w:cs="Times New Roman"/>
+          <w:sz w:val="24"/>
+          <w:szCs w:val="24"/>
+        </w:rPr>
+        <w:fldChar w:fldCharType="separate"/>
+      </w:r>
+      <w:r>
+        <w:rPr>
+          <w:rFonts w:ascii="Times New Roman" w:hAnsi="Times New Roman" w:cs="Times New Roman"/>
+          <w:sz w:val="24"/>
+          <w:szCs w:val="24"/>
+        </w:rPr>
+        <w:t>1</w:t>
+      </w:r>
+      <w:r>
+        <w:rPr>
+          <w:rFonts w:ascii="Times New Roman" w:hAnsi="Times New Roman" w:cs="Times New Roman"/>
+          <w:sz w:val="24"/>
+          <w:szCs w:val="24"/>
+        </w:rPr>
+        <w:fldChar w:fldCharType="end"/>
+      </w:r>
     </w:p>
     <w:p>
       <w:pPr>
@@ -790,6 +1818,46 @@
       <w:r>
         <w:tab/>
       </w:r>
+      <w:r>
+        <w:rPr>
+          <w:rFonts w:ascii="Times New Roman" w:hAnsi="Times New Roman" w:cs="Times New Roman"/>
+          <w:sz w:val="24"/>
+          <w:szCs w:val="24"/>
+        </w:rPr>
+        <w:fldChar w:fldCharType="begin"/>
+      </w:r>
+      <w:r>
+        <w:rPr>
+          <w:rFonts w:ascii="Times New Roman" w:hAnsi="Times New Roman" w:cs="Times New Roman"/>
+          <w:sz w:val="24"/>
+          <w:szCs w:val="24"/>
+        </w:rPr>
+        <w:instrText xml:space="preserve"> PAGEREF Rcee9856f3c1fd5b0 \h </w:instrText>
+      </w:r>
+      <w:r>
+        <w:rPr>
+          <w:rFonts w:ascii="Times New Roman" w:hAnsi="Times New Roman" w:cs="Times New Roman"/>
+          <w:sz w:val="24"/>
+          <w:szCs w:val="24"/>
+        </w:rPr>
+        <w:fldChar w:fldCharType="separate"/>
+      </w:r>
+      <w:r>
+        <w:rPr>
+          <w:rFonts w:ascii="Times New Roman" w:hAnsi="Times New Roman" w:cs="Times New Roman"/>
+          <w:sz w:val="24"/>
+          <w:szCs w:val="24"/>
+        </w:rPr>
+        <w:t>1</w:t>
+      </w:r>
+      <w:r>
+        <w:rPr>
+          <w:rFonts w:ascii="Times New Roman" w:hAnsi="Times New Roman" w:cs="Times New Roman"/>
+          <w:sz w:val="24"/>
+          <w:szCs w:val="24"/>
+        </w:rPr>
+        <w:fldChar w:fldCharType="end"/>
+      </w:r>
     </w:p>
     <w:p>
       <w:pPr>
@@ -810,12 +1878,64 @@
       <w:r>
         <w:tab/>
       </w:r>
-    </w:p>
-    <w:p>
-      <w:r>
+      <w:r>
+        <w:rPr>
+          <w:rFonts w:ascii="Times New Roman" w:hAnsi="Times New Roman" w:cs="Times New Roman"/>
+          <w:sz w:val="24"/>
+          <w:szCs w:val="24"/>
+        </w:rPr>
+        <w:fldChar w:fldCharType="begin"/>
+      </w:r>
+      <w:r>
+        <w:rPr>
+          <w:rFonts w:ascii="Times New Roman" w:hAnsi="Times New Roman" w:cs="Times New Roman"/>
+          <w:sz w:val="24"/>
+          <w:szCs w:val="24"/>
+        </w:rPr>
+        <w:instrText xml:space="preserve"> PAGEREF R253746c183e301f6 \h </w:instrText>
+      </w:r>
+      <w:r>
+        <w:rPr>
+          <w:rFonts w:ascii="Times New Roman" w:hAnsi="Times New Roman" w:cs="Times New Roman"/>
+          <w:sz w:val="24"/>
+          <w:szCs w:val="24"/>
+        </w:rPr>
+        <w:fldChar w:fldCharType="separate"/>
+      </w:r>
+      <w:r>
+        <w:rPr>
+          <w:rFonts w:ascii="Times New Roman" w:hAnsi="Times New Roman" w:cs="Times New Roman"/>
+          <w:sz w:val="24"/>
+          <w:szCs w:val="24"/>
+        </w:rPr>
+        <w:t>1</w:t>
+      </w:r>
+      <w:r>
+        <w:rPr>
+          <w:rFonts w:ascii="Times New Roman" w:hAnsi="Times New Roman" w:cs="Times New Roman"/>
+          <w:sz w:val="24"/>
+          <w:szCs w:val="24"/>
+        </w:rPr>
+        <w:fldChar w:fldCharType="end"/>
+      </w:r>
+    </w:p>
+    <w:p>
+      <w:pPr>
+        <w:spacing w:before="0" w:after="0" w:line="20" w:lineRule="exact"/>
+        <w:rPr>
+          <w:sz w:val="2"/>
+          <w:szCs w:val="2"/>
+        </w:rPr>
+      </w:pPr>
+      <w:r>
+        <w:rPr>
+          <w:sz w:val="2"/>
+          <w:szCs w:val="2"/>
+        </w:rPr>
         <w:br w:type="page"/>
       </w:r>
     </w:p>
+    <w:bookmarkStart w:id="4" w:name="R407b1525190e6b7d"/>
     <w:p>
       <w:pPr>
         <w:jc w:val="center"/>
@@ -831,6 +1951,7 @@
         <w:t xml:space="preserve">DAFTAR TABEL</w:t>
       </w:r>
     </w:p>
+    <w:bookmarkEnd w:id="4"/>
     <w:p>
       <w:pPr>
         <w:jc w:val="both"/>
@@ -862,6 +1983,46 @@
       <w:r>
         <w:tab/>
       </w:r>
+      <w:r>
+        <w:rPr>
+          <w:rFonts w:ascii="Times New Roman" w:hAnsi="Times New Roman" w:cs="Times New Roman"/>
+          <w:sz w:val="24"/>
+          <w:szCs w:val="24"/>
+        </w:rPr>
+        <w:fldChar w:fldCharType="begin"/>
+      </w:r>
+      <w:r>
+        <w:rPr>
+          <w:rFonts w:ascii="Times New Roman" w:hAnsi="Times New Roman" w:cs="Times New Roman"/>
+          <w:sz w:val="24"/>
+          <w:szCs w:val="24"/>
+        </w:rPr>
+        <w:instrText xml:space="preserve"> PAGEREF R09e8bfae7aa05b9e \h </w:instrText>
+      </w:r>
+      <w:r>
+        <w:rPr>
+          <w:rFonts w:ascii="Times New Roman" w:hAnsi="Times New Roman" w:cs="Times New Roman"/>
+          <w:sz w:val="24"/>
+          <w:szCs w:val="24"/>
+        </w:rPr>
+        <w:fldChar w:fldCharType="separate"/>
+      </w:r>
+      <w:r>
+        <w:rPr>
+          <w:rFonts w:ascii="Times New Roman" w:hAnsi="Times New Roman" w:cs="Times New Roman"/>
+          <w:sz w:val="24"/>
+          <w:szCs w:val="24"/>
+        </w:rPr>
+        <w:t>1</w:t>
+      </w:r>
+      <w:r>
+        <w:rPr>
+          <w:rFonts w:ascii="Times New Roman" w:hAnsi="Times New Roman" w:cs="Times New Roman"/>
+          <w:sz w:val="24"/>
+          <w:szCs w:val="24"/>
+        </w:rPr>
+        <w:fldChar w:fldCharType="end"/>
+      </w:r>
     </w:p>
     <w:p>
       <w:pPr>
@@ -882,6 +2043,46 @@
       <w:r>
         <w:tab/>
       </w:r>
+      <w:r>
+        <w:rPr>
+          <w:rFonts w:ascii="Times New Roman" w:hAnsi="Times New Roman" w:cs="Times New Roman"/>
+          <w:sz w:val="24"/>
+          <w:szCs w:val="24"/>
+        </w:rPr>
+        <w:fldChar w:fldCharType="begin"/>
+      </w:r>
+      <w:r>
+        <w:rPr>
+          <w:rFonts w:ascii="Times New Roman" w:hAnsi="Times New Roman" w:cs="Times New Roman"/>
+          <w:sz w:val="24"/>
+          <w:szCs w:val="24"/>
+        </w:rPr>
+        <w:instrText xml:space="preserve"> PAGEREF R970dc6f850f60ab9 \h </w:instrText>
+      </w:r>
+      <w:r>
+        <w:rPr>
+          <w:rFonts w:ascii="Times New Roman" w:hAnsi="Times New Roman" w:cs="Times New Roman"/>
+          <w:sz w:val="24"/>
+          <w:szCs w:val="24"/>
+        </w:rPr>
+        <w:fldChar w:fldCharType="separate"/>
+      </w:r>
+      <w:r>
+        <w:rPr>
+          <w:rFonts w:ascii="Times New Roman" w:hAnsi="Times New Roman" w:cs="Times New Roman"/>
+          <w:sz w:val="24"/>
+          <w:szCs w:val="24"/>
+        </w:rPr>
+        <w:t>1</w:t>
+      </w:r>
+      <w:r>
+        <w:rPr>
+          <w:rFonts w:ascii="Times New Roman" w:hAnsi="Times New Roman" w:cs="Times New Roman"/>
+          <w:sz w:val="24"/>
+          <w:szCs w:val="24"/>
+        </w:rPr>
+        <w:fldChar w:fldCharType="end"/>
+      </w:r>
     </w:p>
     <w:p>
       <w:pPr>
@@ -902,6 +2103,46 @@
       <w:r>
         <w:tab/>
       </w:r>
+      <w:r>
+        <w:rPr>
+          <w:rFonts w:ascii="Times New Roman" w:hAnsi="Times New Roman" w:cs="Times New Roman"/>
+          <w:sz w:val="24"/>
+          <w:szCs w:val="24"/>
+        </w:rPr>
+        <w:fldChar w:fldCharType="begin"/>
+      </w:r>
+      <w:r>
+        <w:rPr>
+          <w:rFonts w:ascii="Times New Roman" w:hAnsi="Times New Roman" w:cs="Times New Roman"/>
+          <w:sz w:val="24"/>
+          <w:szCs w:val="24"/>
+        </w:rPr>
+        <w:instrText xml:space="preserve"> PAGEREF R002b45f34bcd89f1 \h </w:instrText>
+      </w:r>
+      <w:r>
+        <w:rPr>
+          <w:rFonts w:ascii="Times New Roman" w:hAnsi="Times New Roman" w:cs="Times New Roman"/>
+          <w:sz w:val="24"/>
+          <w:szCs w:val="24"/>
+        </w:rPr>
+        <w:fldChar w:fldCharType="separate"/>
+      </w:r>
+      <w:r>
+        <w:rPr>
+          <w:rFonts w:ascii="Times New Roman" w:hAnsi="Times New Roman" w:cs="Times New Roman"/>
+          <w:sz w:val="24"/>
+          <w:szCs w:val="24"/>
+        </w:rPr>
+        <w:t>1</w:t>
+      </w:r>
+      <w:r>
+        <w:rPr>
+          <w:rFonts w:ascii="Times New Roman" w:hAnsi="Times New Roman" w:cs="Times New Roman"/>
+          <w:sz w:val="24"/>
+          <w:szCs w:val="24"/>
+        </w:rPr>
+        <w:fldChar w:fldCharType="end"/>
+      </w:r>
     </w:p>
     <w:p>
       <w:pPr>
@@ -922,12 +2163,68 @@
       <w:r>
         <w:tab/>
       </w:r>
-    </w:p>
-    <w:p>
-      <w:r>
-        <w:br w:type="page"/>
-      </w:r>
-    </w:p>
+      <w:r>
+        <w:rPr>
+          <w:rFonts w:ascii="Times New Roman" w:hAnsi="Times New Roman" w:cs="Times New Roman"/>
+          <w:sz w:val="24"/>
+          <w:szCs w:val="24"/>
+        </w:rPr>
+        <w:fldChar w:fldCharType="begin"/>
+      </w:r>
+      <w:r>
+        <w:rPr>
+          <w:rFonts w:ascii="Times New Roman" w:hAnsi="Times New Roman" w:cs="Times New Roman"/>
+          <w:sz w:val="24"/>
+          <w:szCs w:val="24"/>
+        </w:rPr>
+        <w:instrText xml:space="preserve"> PAGEREF R6bdc4f38c96cd697 \h </w:instrText>
+      </w:r>
+      <w:r>
+        <w:rPr>
+          <w:rFonts w:ascii="Times New Roman" w:hAnsi="Times New Roman" w:cs="Times New Roman"/>
+          <w:sz w:val="24"/>
+          <w:szCs w:val="24"/>
+        </w:rPr>
+        <w:fldChar w:fldCharType="separate"/>
+      </w:r>
+      <w:r>
+        <w:rPr>
+          <w:rFonts w:ascii="Times New Roman" w:hAnsi="Times New Roman" w:cs="Times New Roman"/>
+          <w:sz w:val="24"/>
+          <w:szCs w:val="24"/>
+        </w:rPr>
+        <w:t>1</w:t>
+      </w:r>
+      <w:r>
+        <w:rPr>
+          <w:rFonts w:ascii="Times New Roman" w:hAnsi="Times New Roman" w:cs="Times New Roman"/>
+          <w:sz w:val="24"/>
+          <w:szCs w:val="24"/>
+        </w:rPr>
+        <w:fldChar w:fldCharType="end"/>
+      </w:r>
+    </w:p>
+    <w:p>
+      <w:pPr>
+        <w:sectPr>
+          <w:headerReference w:type="first" r:id="rId3"/>
+          <w:headerReference w:type="default" r:id="rId4"/>
+          <w:footerReference w:type="first" r:id="rId5"/>
+          <w:footerReference w:type="default" r:id="rId5"/>
+          <w:type w:val="nextPage"/>
+          <w:pgSz w:w="11906" w:h="16838"/>
+          <w:pgMar w:top="1701" w:right="1701" w:bottom="1701" w:left="2268" w:header="850" w:footer="850" w:gutter="0"/>
+          <w:pgNumType w:fmt="lowerRoman" w:start="1"/>
+          <w:titlePg/>
+        </w:sectPr>
+        <w:spacing w:before="0" w:after="0" w:line="20" w:lineRule="exact"/>
+        <w:rPr>
+          <w:sz w:val="2"/>
+          <w:szCs w:val="2"/>
+        </w:rPr>
+      </w:pPr>
+    </w:p>
+    <w:bookmarkStart w:id="5" w:name="R2d0b14e788aa6f51"/>
     <w:p>
       <w:pPr>
         <w:jc w:val="center"/>
@@ -958,18 +2255,20 @@
         <w:t xml:space="preserve">PENDAHULUAN</w:t>
       </w:r>
     </w:p>
-    <w:p>
-      <w:pPr>
-        <w:jc w:val="both"/>
-        <w:spacing w:before="0" w:after="0" w:line="360" w:lineRule="auto"/>
-      </w:pPr>
-    </w:p>
-    <w:p>
-      <w:pPr>
-        <w:jc w:val="both"/>
-        <w:spacing w:before="0" w:after="0" w:line="360" w:lineRule="auto"/>
-      </w:pPr>
-    </w:p>
+    <w:bookmarkEnd w:id="5"/>
+    <w:p>
+      <w:pPr>
+        <w:jc w:val="both"/>
+        <w:spacing w:before="0" w:after="0" w:line="360" w:lineRule="auto"/>
+      </w:pPr>
+    </w:p>
+    <w:p>
+      <w:pPr>
+        <w:jc w:val="both"/>
+        <w:spacing w:before="0" w:after="0" w:line="360" w:lineRule="auto"/>
+      </w:pPr>
+    </w:p>
+    <w:bookmarkStart w:id="6" w:name="R338fa25898d89949"/>
     <w:p>
       <w:pPr>
         <w:jc w:val="left"/>
@@ -985,6 +2284,7 @@
         <w:t xml:space="preserve">1.1 Latar Belakang</w:t>
       </w:r>
     </w:p>
+    <w:bookmarkEnd w:id="6"/>
     <w:p>
       <w:pPr>
         <w:jc w:val="both"/>
@@ -1290,6 +2590,7 @@
         <w:spacing w:before="0" w:after="0" w:line="360" w:lineRule="auto"/>
       </w:pPr>
     </w:p>
+    <w:bookmarkStart w:id="7" w:name="Rc2d8a2ba7e89c7c9"/>
     <w:p>
       <w:pPr>
         <w:jc w:val="left"/>
@@ -1305,6 +2606,7 @@
         <w:t xml:space="preserve">1.2 Identifikasi Masalah</w:t>
       </w:r>
     </w:p>
+    <w:bookmarkEnd w:id="7"/>
     <w:p>
       <w:pPr>
         <w:jc w:val="both"/>
@@ -1401,6 +2703,7 @@
         <w:spacing w:before="0" w:after="0" w:line="360" w:lineRule="auto"/>
       </w:pPr>
     </w:p>
+    <w:bookmarkStart w:id="8" w:name="Ree2017a48c25b00f"/>
     <w:p>
       <w:pPr>
         <w:jc w:val="left"/>
@@ -1416,6 +2719,7 @@
         <w:t xml:space="preserve">1.3 Rumusan Masalah</w:t>
       </w:r>
     </w:p>
+    <w:bookmarkEnd w:id="8"/>
     <w:p>
       <w:pPr>
         <w:jc w:val="both"/>
@@ -1516,6 +2820,7 @@
         <w:spacing w:before="0" w:after="0" w:line="360" w:lineRule="auto"/>
       </w:pPr>
     </w:p>
+    <w:bookmarkStart w:id="9" w:name="R06d44e6fbad4bbd8"/>
     <w:p>
       <w:pPr>
         <w:jc w:val="left"/>
@@ -1531,6 +2836,7 @@
         <w:t xml:space="preserve">1.4 Batasan Masalah</w:t>
       </w:r>
     </w:p>
+    <w:bookmarkEnd w:id="9"/>
     <w:p>
       <w:pPr>
         <w:jc w:val="both"/>
@@ -1723,6 +3029,7 @@
         <w:spacing w:before="0" w:after="0" w:line="360" w:lineRule="auto"/>
       </w:pPr>
     </w:p>
+    <w:bookmarkStart w:id="10" w:name="R811b7f67e1036c0d"/>
     <w:p>
       <w:pPr>
         <w:jc w:val="left"/>
@@ -1738,6 +3045,7 @@
         <w:t xml:space="preserve">1.5 Tujuan Penelitian</w:t>
       </w:r>
     </w:p>
+    <w:bookmarkEnd w:id="10"/>
     <w:p>
       <w:pPr>
         <w:jc w:val="both"/>
@@ -1838,6 +3146,7 @@
         <w:spacing w:before="0" w:after="0" w:line="360" w:lineRule="auto"/>
       </w:pPr>
     </w:p>
+    <w:bookmarkStart w:id="11" w:name="R16db03459d6dcca1"/>
     <w:p>
       <w:pPr>
         <w:jc w:val="left"/>
@@ -1853,6 +3162,7 @@
         <w:t xml:space="preserve">1.6 Manfaat Penelitian</w:t>
       </w:r>
     </w:p>
+    <w:bookmarkEnd w:id="11"/>
     <w:p>
       <w:pPr>
         <w:jc w:val="both"/>
@@ -1959,10 +3269,26 @@
       </w:r>
     </w:p>
     <w:p>
-      <w:r>
-        <w:br w:type="page"/>
-      </w:r>
-    </w:p>
+      <w:pPr>
+        <w:sectPr>
+          <w:headerReference w:type="first" r:id="rId3"/>
+          <w:headerReference w:type="default" r:id="rId4"/>
+          <w:footerReference w:type="first" r:id="rId6"/>
+          <w:footerReference w:type="default" r:id="rId5"/>
+          <w:type w:val="nextPage"/>
+          <w:pgSz w:w="11906" w:h="16838"/>
+          <w:pgMar w:top="1701" w:right="1701" w:bottom="1701" w:left="2268" w:header="850" w:footer="850" w:gutter="0"/>
+          <w:pgNumType w:fmt="decimal" w:start="1"/>
+          <w:titlePg/>
+        </w:sectPr>
+        <w:spacing w:before="0" w:after="0" w:line="20" w:lineRule="exact"/>
+        <w:rPr>
+          <w:sz w:val="2"/>
+          <w:szCs w:val="2"/>
+        </w:rPr>
+      </w:pPr>
+    </w:p>
+    <w:bookmarkStart w:id="12" w:name="Rdd220554f32b6921"/>
     <w:p>
       <w:pPr>
         <w:jc w:val="center"/>
@@ -1993,18 +3319,20 @@
         <w:t xml:space="preserve">TINJAUAN PUSTAKA</w:t>
       </w:r>
     </w:p>
-    <w:p>
-      <w:pPr>
-        <w:jc w:val="both"/>
-        <w:spacing w:before="0" w:after="0" w:line="360" w:lineRule="auto"/>
-      </w:pPr>
-    </w:p>
-    <w:p>
-      <w:pPr>
-        <w:jc w:val="both"/>
-        <w:spacing w:before="0" w:after="0" w:line="360" w:lineRule="auto"/>
-      </w:pPr>
-    </w:p>
+    <w:bookmarkEnd w:id="12"/>
+    <w:p>
+      <w:pPr>
+        <w:jc w:val="both"/>
+        <w:spacing w:before="0" w:after="0" w:line="360" w:lineRule="auto"/>
+      </w:pPr>
+    </w:p>
+    <w:p>
+      <w:pPr>
+        <w:jc w:val="both"/>
+        <w:spacing w:before="0" w:after="0" w:line="360" w:lineRule="auto"/>
+      </w:pPr>
+    </w:p>
+    <w:bookmarkStart w:id="13" w:name="R9b8dba5a4d1f90aa"/>
     <w:p>
       <w:pPr>
         <w:jc w:val="left"/>
@@ -2020,6 +3348,7 @@
         <w:t xml:space="preserve">2.1 Penelitian Terdahulu</w:t>
       </w:r>
     </w:p>
+    <w:bookmarkEnd w:id="13"/>
     <w:p>
       <w:pPr>
         <w:jc w:val="both"/>
@@ -2120,6 +3449,7 @@
         <w:t xml:space="preserve">, serta padanannya dalam bahasa Indonesia yaitu otomasi konten pemasaran, kecerdasan buatan generatif, dan perancangan sistem informasi. Kriteria inklusi yang ditetapkan adalah publikasi terbitan tahun 2021 sampai 2026, berbahasa Indonesia atau Inggris, dan membahas penerapan model bahasa besar pada produksi konten, evaluasi luaran teks, atau perancangan sistem informasi. Penelusuran menghasilkan dua puluh penelitian yang relevan.</w:t>
       </w:r>
     </w:p>
+    <w:bookmarkStart w:id="14" w:name="R09e8bfae7aa05b9e"/>
     <w:p>
       <w:pPr>
         <w:jc w:val="both"/>
@@ -2135,6 +3465,7 @@
         <w:t xml:space="preserve">Kedua puluh penelitian tersebut disajikan dalam dua bentuk yang saling melengkapi. Sepuluh penelitian pertama diuraikan secara naratif pada bagian ini karena masing-masing membentuk satu mata rantai argumen yang menuntun pada celah riset. Sepuluh penelitian berikutnya disajikan dalam bentuk tabel pada Tabel 2.1 karena kedudukannya sebagai pembanding metode perancangan dan pembanding konteks lokal, sehingga cukup dibandingkan pada dimensi yang sama tanpa perlu diuraikan satu per satu.</w:t>
       </w:r>
     </w:p>
+    <w:bookmarkEnd w:id="14"/>
     <w:p>
       <w:pPr>
         <w:jc w:val="both"/>
@@ -3652,6 +4983,7 @@
         <w:spacing w:before="0" w:after="0" w:line="360" w:lineRule="auto"/>
       </w:pPr>
     </w:p>
+    <w:bookmarkStart w:id="15" w:name="R56b8c0b394e9299a"/>
     <w:p>
       <w:pPr>
         <w:jc w:val="left"/>
@@ -3667,6 +4999,7 @@
         <w:t xml:space="preserve">2.2 Landasan Teori</w:t>
       </w:r>
     </w:p>
+    <w:bookmarkEnd w:id="15"/>
     <w:p>
       <w:pPr>
         <w:jc w:val="both"/>
@@ -4655,6 +5988,7 @@
         <w:spacing w:before="0" w:after="0" w:line="360" w:lineRule="auto"/>
       </w:pPr>
     </w:p>
+    <w:bookmarkStart w:id="16" w:name="R69d47ff006b5793d"/>
     <w:p>
       <w:pPr>
         <w:jc w:val="left"/>
@@ -4670,6 +6004,8 @@
         <w:t xml:space="preserve">2.3 Kerangka Berpikir</w:t>
       </w:r>
     </w:p>
+    <w:bookmarkEnd w:id="16"/>
+    <w:bookmarkStart w:id="17" w:name="R38776303d8402f4d"/>
     <w:p>
       <w:pPr>
         <w:jc w:val="both"/>
@@ -4685,6 +6021,7 @@
         <w:t xml:space="preserve">Kerangka berpikir penelitian ini disusun untuk menghubungkan permasalahan yang ditemukan di lapangan dengan hasil yang diharapkan melalui landasan teori dan penelitian terdahulu yang telah diuraikan. Alur kerangka berpikir tersebut disajikan pada Gambar 2.1.</w:t>
       </w:r>
     </w:p>
+    <w:bookmarkEnd w:id="17"/>
     <w:p>
       <w:pPr>
         <w:jc w:val="both"/>
@@ -4799,10 +6136,26 @@
       </w:r>
     </w:p>
     <w:p>
-      <w:r>
-        <w:br w:type="page"/>
-      </w:r>
-    </w:p>
+      <w:pPr>
+        <w:sectPr>
+          <w:headerReference w:type="first" r:id="rId3"/>
+          <w:headerReference w:type="default" r:id="rId4"/>
+          <w:footerReference w:type="first" r:id="rId6"/>
+          <w:footerReference w:type="default" r:id="rId5"/>
+          <w:type w:val="nextPage"/>
+          <w:pgSz w:w="11906" w:h="16838"/>
+          <w:pgMar w:top="1701" w:right="1701" w:bottom="1701" w:left="2268" w:header="850" w:footer="850" w:gutter="0"/>
+          <w:pgNumType w:fmt="decimal"/>
+          <w:titlePg/>
+        </w:sectPr>
+        <w:spacing w:before="0" w:after="0" w:line="20" w:lineRule="exact"/>
+        <w:rPr>
+          <w:sz w:val="2"/>
+          <w:szCs w:val="2"/>
+        </w:rPr>
+      </w:pPr>
+    </w:p>
+    <w:bookmarkStart w:id="18" w:name="R4c48185fe34a669a"/>
     <w:p>
       <w:pPr>
         <w:jc w:val="center"/>
@@ -4833,18 +6186,20 @@
         <w:t xml:space="preserve">METODE PENELITIAN</w:t>
       </w:r>
     </w:p>
-    <w:p>
-      <w:pPr>
-        <w:jc w:val="both"/>
-        <w:spacing w:before="0" w:after="0" w:line="360" w:lineRule="auto"/>
-      </w:pPr>
-    </w:p>
-    <w:p>
-      <w:pPr>
-        <w:jc w:val="both"/>
-        <w:spacing w:before="0" w:after="0" w:line="360" w:lineRule="auto"/>
-      </w:pPr>
-    </w:p>
+    <w:bookmarkEnd w:id="18"/>
+    <w:p>
+      <w:pPr>
+        <w:jc w:val="both"/>
+        <w:spacing w:before="0" w:after="0" w:line="360" w:lineRule="auto"/>
+      </w:pPr>
+    </w:p>
+    <w:p>
+      <w:pPr>
+        <w:jc w:val="both"/>
+        <w:spacing w:before="0" w:after="0" w:line="360" w:lineRule="auto"/>
+      </w:pPr>
+    </w:p>
+    <w:bookmarkStart w:id="19" w:name="R7141ab8b00f0eb50"/>
     <w:p>
       <w:pPr>
         <w:jc w:val="left"/>
@@ -4860,6 +6215,7 @@
         <w:t xml:space="preserve">3.1 Analisis Kebutuhan</w:t>
       </w:r>
     </w:p>
+    <w:bookmarkEnd w:id="19"/>
     <w:p>
       <w:pPr>
         <w:jc w:val="both"/>
@@ -4881,6 +6237,7 @@
         <w:t xml:space="preserve">3.1.1. Analisis Sistem yang Sedang Berjalan</w:t>
       </w:r>
     </w:p>
+    <w:bookmarkStart w:id="20" w:name="Re0a56e7dbf6ba365"/>
     <w:p>
       <w:pPr>
         <w:jc w:val="both"/>
@@ -4913,6 +6270,7 @@
         <w:t xml:space="preserve">.</w:t>
       </w:r>
     </w:p>
+    <w:bookmarkEnd w:id="20"/>
     <w:p>
       <w:pPr>
         <w:jc w:val="both"/>
@@ -5045,6 +6403,7 @@
         <w:t xml:space="preserve">3.1.3. Usulan Sistem</w:t>
       </w:r>
     </w:p>
+    <w:bookmarkStart w:id="21" w:name="R4e9b59691223bde1"/>
     <w:p>
       <w:pPr>
         <w:jc w:val="both"/>
@@ -5077,6 +6436,7 @@
         <w:t xml:space="preserve"> yang menjadi satu-satunya pintu menuju basis data maupun layanan luar. Lapis ketiga adalah gerbang agen model bahasa besar yang menaungi empat agen dengan tugas berbeda, yaitu agen penyusun ringkasan konten, agen penulis naskah, agen penghalus teks, dan agen penyusun materi iklan.</w:t>
       </w:r>
     </w:p>
+    <w:bookmarkEnd w:id="21"/>
     <w:p>
       <w:pPr>
         <w:jc w:val="both"/>
@@ -5109,6 +6469,8 @@
         <w:t xml:space="preserve"> mengambil profil merek yang aktif dari basis data dan menyertakannya ke dalam muatan permintaan. Profil merek tersebut memuat gaya bahasa, sasaran audiens, keunggulan produk, batasan penulisan, ajakan bertindak, pengetahuan produk, dan contoh naskah. Dengan cara ini standar merek dieksekusi oleh sistem dan tidak lagi bergantung pada ingatan masing-masing admin.</w:t>
       </w:r>
     </w:p>
+    <w:bookmarkStart w:id="23" w:name="Rcee9856f3c1fd5b0"/>
+    <w:bookmarkStart w:id="22" w:name="Rd747b09e64902328"/>
     <w:p>
       <w:pPr>
         <w:jc w:val="both"/>
@@ -5175,6 +6537,8 @@
         <w:t xml:space="preserve">.</w:t>
       </w:r>
     </w:p>
+    <w:bookmarkEnd w:id="22"/>
+    <w:bookmarkEnd w:id="23"/>
     <w:p>
       <w:pPr>
         <w:jc w:val="both"/>
@@ -5196,6 +6560,7 @@
         <w:t xml:space="preserve">3.1.4. Kebutuhan Fungsional</w:t>
       </w:r>
     </w:p>
+    <w:bookmarkStart w:id="24" w:name="R970dc6f850f60ab9"/>
     <w:p>
       <w:pPr>
         <w:jc w:val="both"/>
@@ -5211,6 +6576,7 @@
         <w:t xml:space="preserve">Kebutuhan fungsional yang menjadi objek penelitian disajikan pada Tabel 3.1. Sesuai batasan pada sub-bab 1.4, modul performa media sosial dan modul pendapatan tidak dimasukkan karena integrasinya belum aktif dan berada di luar lingkup penelitian.</w:t>
       </w:r>
     </w:p>
+    <w:bookmarkEnd w:id="24"/>
     <w:tbl>
       <w:tblPr>
         <w:tblW w:w="7937" w:type="dxa"/>
@@ -7188,6 +8554,7 @@
         <w:spacing w:before="0" w:after="0" w:line="360" w:lineRule="auto"/>
       </w:pPr>
     </w:p>
+    <w:bookmarkStart w:id="25" w:name="Rb59087df1383e8ef"/>
     <w:p>
       <w:pPr>
         <w:jc w:val="left"/>
@@ -7203,6 +8570,7 @@
         <w:t xml:space="preserve">3.2 Metode Penelitian</w:t>
       </w:r>
     </w:p>
+    <w:bookmarkEnd w:id="25"/>
     <w:p>
       <w:pPr>
         <w:jc w:val="both"/>
@@ -7388,6 +8756,7 @@
         <w:t xml:space="preserve">Populasi penelitian ini adalah seluruh materi konten pemasaran yang diproduksi SneakersFlash pada periode penelitian. Sampel diambil secara sengaja dengan mempertimbangkan keterwakilan format unggahan.</w:t>
       </w:r>
     </w:p>
+    <w:bookmarkStart w:id="26" w:name="R002b45f34bcd89f1"/>
     <w:p>
       <w:pPr>
         <w:jc w:val="both"/>
@@ -7403,6 +8772,7 @@
         <w:t xml:space="preserve">Instrumen penilaian telah disusun terlebih dahulu dan disajikan pada Tabel 3.2, sedangkan penetapan jumlah naskah yang diuji beserta jumlah dan asal penilai dilakukan setelah materi konten pada kanal media sosial terkumpul.</w:t>
       </w:r>
     </w:p>
+    <w:bookmarkEnd w:id="26"/>
     <w:p>
       <w:pPr>
         <w:jc w:val="both"/>
@@ -8413,6 +9783,7 @@
         <w:spacing w:before="0" w:after="0" w:line="360" w:lineRule="auto"/>
       </w:pPr>
     </w:p>
+    <w:bookmarkStart w:id="27" w:name="R01c4bd77994ddf4a"/>
     <w:p>
       <w:pPr>
         <w:jc w:val="left"/>
@@ -8428,6 +9799,8 @@
         <w:t xml:space="preserve">3.3 Metode Pengembangan Sistem</w:t>
       </w:r>
     </w:p>
+    <w:bookmarkEnd w:id="27"/>
+    <w:bookmarkStart w:id="28" w:name="R253746c183e301f6"/>
     <w:p>
       <w:pPr>
         <w:jc w:val="both"/>
@@ -8460,6 +9833,7 @@
         <w:t xml:space="preserve"> sebagaimana diuraikan pada sub-bab 2.2.7. Metode ini dipilih karena perancangan berlangsung berulang, ukuran tim kecil, dan pengguna terlibat langsung pada setiap tahapan. Tahapan metode beserta keluarannya disajikan pada Gambar 3.5 dan diuraikan sebagai berikut.</w:t>
       </w:r>
     </w:p>
+    <w:bookmarkEnd w:id="28"/>
     <w:p>
       <w:pPr>
         <w:jc w:val="both"/>
@@ -8610,6 +9984,7 @@
         <w:spacing w:before="0" w:after="0" w:line="360" w:lineRule="auto"/>
       </w:pPr>
     </w:p>
+    <w:bookmarkStart w:id="29" w:name="R36415ea2b1092dcb"/>
     <w:p>
       <w:pPr>
         <w:jc w:val="left"/>
@@ -8625,6 +10000,8 @@
         <w:t xml:space="preserve">3.4 Jadwal Penelitian</w:t>
       </w:r>
     </w:p>
+    <w:bookmarkEnd w:id="29"/>
+    <w:bookmarkStart w:id="30" w:name="R6bdc4f38c96cd697"/>
     <w:p>
       <w:pPr>
         <w:jc w:val="both"/>
@@ -8640,6 +10017,7 @@
         <w:t xml:space="preserve">Jadwal penelitian disusun mulai dari persiapan sampai penulisan laporan, terhitung sejak September 2026 sampai Januari 2027, sebagaimana disajikan pada Tabel 3.3. Tanda silang menunjukkan bulan pelaksanaan setiap kegiatan.</w:t>
       </w:r>
     </w:p>
+    <w:bookmarkEnd w:id="30"/>
     <w:tbl>
       <w:tblPr>
         <w:tblW w:w="7936" w:type="dxa"/>
@@ -9411,10 +10789,26 @@
       </w:pPr>
     </w:p>
     <w:p>
-      <w:r>
-        <w:br w:type="page"/>
-      </w:r>
-    </w:p>
+      <w:pPr>
+        <w:sectPr>
+          <w:headerReference w:type="first" r:id="rId3"/>
+          <w:headerReference w:type="default" r:id="rId4"/>
+          <w:footerReference w:type="first" r:id="rId6"/>
+          <w:footerReference w:type="default" r:id="rId5"/>
+          <w:type w:val="nextPage"/>
+          <w:pgSz w:w="11906" w:h="16838"/>
+          <w:pgMar w:top="1701" w:right="1701" w:bottom="1701" w:left="2268" w:header="850" w:footer="850" w:gutter="0"/>
+          <w:pgNumType w:fmt="decimal"/>
+          <w:titlePg/>
+        </w:sectPr>
+        <w:spacing w:before="0" w:after="0" w:line="20" w:lineRule="exact"/>
+        <w:rPr>
+          <w:sz w:val="2"/>
+          <w:szCs w:val="2"/>
+        </w:rPr>
+      </w:pPr>
+    </w:p>
+    <w:bookmarkStart w:id="31" w:name="R75f88fd8d9b76b48"/>
     <w:p>
       <w:pPr>
         <w:jc w:val="center"/>
@@ -9430,6 +10824,7 @@
         <w:t xml:space="preserve">DAFTAR PUSTAKA</w:t>
       </w:r>
     </w:p>
+    <w:bookmarkEnd w:id="31"/>
     <w:p>
       <w:pPr>
         <w:jc w:val="both"/>
@@ -10365,11 +11760,141 @@
       </w:r>
     </w:p>
     <w:sectPr>
+      <w:headerReference w:type="first" r:id="rId3"/>
+      <w:headerReference w:type="default" r:id="rId4"/>
+      <w:footerReference w:type="first" r:id="rId6"/>
+      <w:footerReference w:type="default" r:id="rId5"/>
       <w:pgSz w:w="11906" w:h="16838"/>
       <w:pgMar w:top="1701" w:right="1701" w:bottom="1701" w:left="2268" w:header="850" w:footer="850" w:gutter="0"/>
+      <w:pgNumType w:fmt="decimal"/>
+      <w:titlePg/>
     </w:sectPr>
   </w:body>
 </w:document>
+</file>
+
+<file path=word/footer1.xml><?xml version="1.0" encoding="utf-8"?>
+<w:ftr xmlns:w="http://schemas.openxmlformats.org/wordprocessingml/2006/main">
+  <w:p>
+    <w:pPr>
+      <w:jc w:val="left"/>
+      <w:spacing w:before="0" w:after="0" w:line="240" w:lineRule="auto"/>
+    </w:pPr>
+  </w:p>
+</w:ftr>
+</file>
+
+<file path=word/footer2.xml><?xml version="1.0" encoding="utf-8"?>
+<w:ftr xmlns:w="http://schemas.openxmlformats.org/wordprocessingml/2006/main">
+  <w:p>
+    <w:pPr>
+      <w:jc w:val="center"/>
+      <w:spacing w:before="0" w:after="0" w:line="240" w:lineRule="auto"/>
+    </w:pPr>
+    <w:r>
+      <w:rPr>
+        <w:rFonts w:ascii="Times New Roman" w:hAnsi="Times New Roman" w:cs="Times New Roman"/>
+        <w:sz w:val="24"/>
+        <w:szCs w:val="24"/>
+      </w:rPr>
+      <w:fldChar w:fldCharType="begin"/>
+    </w:r>
+    <w:r>
+      <w:rPr>
+        <w:rFonts w:ascii="Times New Roman" w:hAnsi="Times New Roman" w:cs="Times New Roman"/>
+        <w:sz w:val="24"/>
+        <w:szCs w:val="24"/>
+      </w:rPr>
+      <w:instrText xml:space="preserve"> PAGE </w:instrText>
+    </w:r>
+    <w:r>
+      <w:rPr>
+        <w:rFonts w:ascii="Times New Roman" w:hAnsi="Times New Roman" w:cs="Times New Roman"/>
+        <w:sz w:val="24"/>
+        <w:szCs w:val="24"/>
+      </w:rPr>
+      <w:fldChar w:fldCharType="separate"/>
+    </w:r>
+    <w:r>
+      <w:rPr>
+        <w:rFonts w:ascii="Times New Roman" w:hAnsi="Times New Roman" w:cs="Times New Roman"/>
+        <w:sz w:val="24"/>
+        <w:szCs w:val="24"/>
+      </w:rPr>
+      <w:t>1</w:t>
+    </w:r>
+    <w:r>
+      <w:rPr>
+        <w:rFonts w:ascii="Times New Roman" w:hAnsi="Times New Roman" w:cs="Times New Roman"/>
+        <w:sz w:val="24"/>
+        <w:szCs w:val="24"/>
+      </w:rPr>
+      <w:fldChar w:fldCharType="end"/>
+    </w:r>
+  </w:p>
+</w:ftr>
+</file>
+
+<file path=word/header1.xml><?xml version="1.0" encoding="utf-8"?>
+<w:hdr xmlns:w="http://schemas.openxmlformats.org/wordprocessingml/2006/main">
+  <w:p>
+    <w:pPr>
+      <w:jc w:val="left"/>
+      <w:spacing w:before="0" w:after="0" w:line="240" w:lineRule="auto"/>
+    </w:pPr>
+  </w:p>
+</w:hdr>
+</file>
+
+<file path=word/header2.xml><?xml version="1.0" encoding="utf-8"?>
+<w:hdr xmlns:w="http://schemas.openxmlformats.org/wordprocessingml/2006/main">
+  <w:p>
+    <w:pPr>
+      <w:jc w:val="right"/>
+      <w:spacing w:before="0" w:after="0" w:line="240" w:lineRule="auto"/>
+    </w:pPr>
+    <w:r>
+      <w:rPr>
+        <w:rFonts w:ascii="Times New Roman" w:hAnsi="Times New Roman" w:cs="Times New Roman"/>
+        <w:sz w:val="24"/>
+        <w:szCs w:val="24"/>
+      </w:rPr>
+      <w:fldChar w:fldCharType="begin"/>
+    </w:r>
+    <w:r>
+      <w:rPr>
+        <w:rFonts w:ascii="Times New Roman" w:hAnsi="Times New Roman" w:cs="Times New Roman"/>
+        <w:sz w:val="24"/>
+        <w:szCs w:val="24"/>
+      </w:rPr>
+      <w:instrText xml:space="preserve"> PAGE </w:instrText>
+    </w:r>
+    <w:r>
+      <w:rPr>
+        <w:rFonts w:ascii="Times New Roman" w:hAnsi="Times New Roman" w:cs="Times New Roman"/>
+        <w:sz w:val="24"/>
+        <w:szCs w:val="24"/>
+      </w:rPr>
+      <w:fldChar w:fldCharType="separate"/>
+    </w:r>
+    <w:r>
+      <w:rPr>
+        <w:rFonts w:ascii="Times New Roman" w:hAnsi="Times New Roman" w:cs="Times New Roman"/>
+        <w:sz w:val="24"/>
+        <w:szCs w:val="24"/>
+      </w:rPr>
+      <w:t>1</w:t>
+    </w:r>
+    <w:r>
+      <w:rPr>
+        <w:rFonts w:ascii="Times New Roman" w:hAnsi="Times New Roman" w:cs="Times New Roman"/>
+        <w:sz w:val="24"/>
+        <w:szCs w:val="24"/>
+      </w:rPr>
+      <w:fldChar w:fldCharType="end"/>
+    </w:r>
+  </w:p>
+</w:hdr>
 </file>
 
 <file path=word/styles.xml><?xml version="1.0" encoding="utf-8"?>

--- a/skripsi/proposal-skripsi-lengkap.docx
+++ b/skripsi/proposal-skripsi-lengkap.docx
@@ -2208,9 +2208,9 @@
       <w:pPr>
         <w:sectPr>
           <w:headerReference w:type="first" r:id="rId3"/>
-          <w:headerReference w:type="default" r:id="rId4"/>
+          <w:headerReference w:type="default" r:id="rId3"/>
           <w:footerReference w:type="first" r:id="rId5"/>
-          <w:footerReference w:type="default" r:id="rId5"/>
+          <w:footerReference w:type="default" r:id="rId6"/>
           <w:type w:val="nextPage"/>
           <w:pgSz w:w="11906" w:h="16838"/>
           <w:pgMar w:top="1701" w:right="1701" w:bottom="1701" w:left="2268" w:header="850" w:footer="850" w:gutter="0"/>
